--- a/templates/template_L1.docx
+++ b/templates/template_L1.docx
@@ -1,10 +1,10 @@
 
 <file path=word/document.xml><?xml version="1.0" encoding="utf-8"?>
-<w:document xmlns:wpc="http://schemas.microsoft.com/office/word/2010/wordprocessingCanvas" xmlns:cx="http://schemas.microsoft.com/office/drawing/2014/chartex" xmlns:cx1="http://schemas.microsoft.com/office/drawing/2015/9/8/chartex" xmlns:cx2="http://schemas.microsoft.com/office/drawing/2015/10/21/chartex" xmlns:cx3="http://schemas.microsoft.com/office/drawing/2016/5/9/chartex" xmlns:cx4="http://schemas.microsoft.com/office/drawing/2016/5/10/chartex" xmlns:cx5="http://schemas.microsoft.com/office/drawing/2016/5/11/chartex" xmlns:cx6="http://schemas.microsoft.com/office/drawing/2016/5/12/chartex" xmlns:cx7="http://schemas.microsoft.com/office/drawing/2016/5/13/chartex" xmlns:cx8="http://schemas.microsoft.com/office/drawing/2016/5/14/chartex" xmlns:mc="http://schemas.openxmlformats.org/markup-compatibility/2006" xmlns:aink="http://schemas.microsoft.com/office/drawing/2016/ink" xmlns:am3d="http://schemas.microsoft.com/office/drawing/2017/model3d" xmlns:o="urn:schemas-microsoft-com:office:office" xmlns:r="http://schemas.openxmlformats.org/officeDocument/2006/relationships" xmlns:m="http://schemas.openxmlformats.org/officeDocument/2006/math" xmlns:v="urn:schemas-microsoft-com:vml" xmlns:wp14="http://schemas.microsoft.com/office/word/2010/wordprocessingDrawing" xmlns:wp="http://schemas.openxmlformats.org/drawingml/2006/wordprocessingDrawing" xmlns:w10="urn:schemas-microsoft-com:office:word" xmlns:w="http://schemas.openxmlformats.org/wordprocessingml/2006/main" xmlns:w14="http://schemas.microsoft.com/office/word/2010/wordml" xmlns:w15="http://schemas.microsoft.com/office/word/2012/wordml" xmlns:w16cex="http://schemas.microsoft.com/office/word/2018/wordml/cex" xmlns:w16cid="http://schemas.microsoft.com/office/word/2016/wordml/cid" xmlns:w16="http://schemas.microsoft.com/office/word/2018/wordml" xmlns:w16sdtdh="http://schemas.microsoft.com/office/word/2020/wordml/sdtdatahash" xmlns:w16se="http://schemas.microsoft.com/office/word/2015/wordml/symex" xmlns:wpg="http://schemas.microsoft.com/office/word/2010/wordprocessingGroup" xmlns:wpi="http://schemas.microsoft.com/office/word/2010/wordprocessingInk" xmlns:wne="http://schemas.microsoft.com/office/word/2006/wordml" xmlns:wps="http://schemas.microsoft.com/office/word/2010/wordprocessingShape" mc:Ignorable="w14 w15 w16se w16cid w16 w16cex w16sdtdh wp14">
+<w:document xmlns:wpc="http://schemas.microsoft.com/office/word/2010/wordprocessingCanvas" xmlns:cx="http://schemas.microsoft.com/office/drawing/2014/chartex" xmlns:mc="http://schemas.openxmlformats.org/markup-compatibility/2006" xmlns:o="urn:schemas-microsoft-com:office:office" xmlns:r="http://schemas.openxmlformats.org/officeDocument/2006/relationships" xmlns:m="http://schemas.openxmlformats.org/officeDocument/2006/math" xmlns:v="urn:schemas-microsoft-com:vml" xmlns:wp14="http://schemas.microsoft.com/office/word/2010/wordprocessingDrawing" xmlns:wp="http://schemas.openxmlformats.org/drawingml/2006/wordprocessingDrawing" xmlns:w10="urn:schemas-microsoft-com:office:word" xmlns:w="http://schemas.openxmlformats.org/wordprocessingml/2006/main" xmlns:w14="http://schemas.microsoft.com/office/word/2010/wordml" xmlns:w15="http://schemas.microsoft.com/office/word/2012/wordml" xmlns:w16se="http://schemas.microsoft.com/office/word/2015/wordml/symex" xmlns:wpg="http://schemas.microsoft.com/office/word/2010/wordprocessingGroup" xmlns:wpi="http://schemas.microsoft.com/office/word/2010/wordprocessingInk" xmlns:wne="http://schemas.microsoft.com/office/word/2006/wordml" xmlns:wps="http://schemas.microsoft.com/office/word/2010/wordprocessingShape" mc:Ignorable="w14 w15 w16se wp14">
   <w:body>
     <w:p>
       <w:pPr>
-        <w:pStyle w:val="BodyText"/>
+        <w:pStyle w:val="Corpsdetexte"/>
         <w:spacing w:before="216"/>
         <w:rPr>
           <w:rFonts w:ascii="Times New Roman"/>
@@ -103,7 +103,7 @@
           </mc:Choice>
           <mc:Fallback>
             <w:pict>
-              <v:group w14:anchorId="4748A414" id="Group 1" o:spid="_x0000_s1026" style="position:absolute;margin-left:6pt;margin-top:2.25pt;width:828.75pt;height:591pt;z-index:-15762432;mso-wrap-distance-left:0;mso-wrap-distance-right:0;mso-position-horizontal-relative:page;mso-position-vertical-relative:page;mso-width-relative:margin;mso-height-relative:margin" coordsize="103479,72942" o:gfxdata="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">
+              <v:group w14:anchorId="530685A1" id="Group 1" o:spid="_x0000_s1026" style="position:absolute;margin-left:6pt;margin-top:2.25pt;width:828.75pt;height:591pt;z-index:-15762432;mso-wrap-distance-left:0;mso-wrap-distance-right:0;mso-position-horizontal-relative:page;mso-position-vertical-relative:page;mso-width-relative:margin;mso-height-relative:margin" coordsize="103479,72942" o:gfxdata="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">
                 <v:shapetype id="_x0000_t75" coordsize="21600,21600" o:spt="75" o:preferrelative="t" path="m@4@5l@4@11@9@11@9@5xe" filled="f" stroked="f">
                   <v:stroke joinstyle="miter"/>
                   <v:formulas>
@@ -138,7 +138,7 @@
     </w:p>
     <w:p>
       <w:pPr>
-        <w:pStyle w:val="Heading1"/>
+        <w:pStyle w:val="Titre1"/>
         <w:spacing w:before="31"/>
         <w:ind w:right="4749"/>
         <w:jc w:val="center"/>
@@ -223,7 +223,21 @@
                                 <w:sz w:val="20"/>
                                 <w:szCs w:val="20"/>
                               </w:rPr>
-                              <w:t>.… /DRETFP/SEA/ANALAMANGA</w:t>
+                              <w:t>.… /DRETFP/SEA/</w:t>
+                            </w:r>
+                            <w:r>
+                              <w:rPr>
+                                <w:sz w:val="20"/>
+                                <w:szCs w:val="20"/>
+                              </w:rPr>
+                              <w:t xml:space="preserve"> </w:t>
+                            </w:r>
+                            <w:r>
+                              <w:rPr>
+                                <w:sz w:val="20"/>
+                                <w:szCs w:val="20"/>
+                              </w:rPr>
+                              <w:t>ATSINANANA</w:t>
                             </w:r>
                           </w:p>
                           <w:p>
@@ -295,7 +309,21 @@
                           <w:sz w:val="20"/>
                           <w:szCs w:val="20"/>
                         </w:rPr>
-                        <w:t>.… /DRETFP/SEA/ANALAMANGA</w:t>
+                        <w:t>.… /DRETFP/SEA/</w:t>
+                      </w:r>
+                      <w:r>
+                        <w:rPr>
+                          <w:sz w:val="20"/>
+                          <w:szCs w:val="20"/>
+                        </w:rPr>
+                        <w:t xml:space="preserve"> </w:t>
+                      </w:r>
+                      <w:r>
+                        <w:rPr>
+                          <w:sz w:val="20"/>
+                          <w:szCs w:val="20"/>
+                        </w:rPr>
+                        <w:t>ATSINANANA</w:t>
                       </w:r>
                     </w:p>
                     <w:p>
@@ -337,6 +365,7 @@
           <w:szCs w:val="20"/>
           <w:lang w:val="en-US"/>
         </w:rPr>
+        <w:lastRenderedPageBreak/>
         <w:t>REPOBLIKAN’I</w:t>
       </w:r>
       <w:r>
@@ -360,7 +389,7 @@
     </w:p>
     <w:p>
       <w:pPr>
-        <w:pStyle w:val="BodyText"/>
+        <w:pStyle w:val="Corpsdetexte"/>
         <w:spacing w:before="25"/>
         <w:ind w:right="4751"/>
         <w:jc w:val="center"/>
@@ -456,7 +485,7 @@
     </w:p>
     <w:p>
       <w:pPr>
-        <w:pStyle w:val="BodyText"/>
+        <w:pStyle w:val="Corpsdetexte"/>
         <w:spacing w:before="20"/>
         <w:ind w:right="4749"/>
         <w:jc w:val="center"/>
@@ -478,7 +507,7 @@
     </w:p>
     <w:p>
       <w:pPr>
-        <w:pStyle w:val="BodyText"/>
+        <w:pStyle w:val="Corpsdetexte"/>
         <w:jc w:val="center"/>
         <w:rPr>
           <w:sz w:val="20"/>
@@ -862,7 +891,7 @@
     </w:p>
     <w:p>
       <w:pPr>
-        <w:pStyle w:val="Title"/>
+        <w:pStyle w:val="Titre"/>
         <w:rPr>
           <w:sz w:val="44"/>
           <w:szCs w:val="44"/>
@@ -913,7 +942,7 @@
     </w:p>
     <w:p>
       <w:pPr>
-        <w:pStyle w:val="BodyText"/>
+        <w:pStyle w:val="Corpsdetexte"/>
         <w:spacing w:line="248" w:lineRule="exact"/>
         <w:ind w:left="659"/>
         <w:rPr>
@@ -1067,7 +1096,7 @@
     </w:p>
     <w:p>
       <w:pPr>
-        <w:pStyle w:val="ListParagraph"/>
+        <w:pStyle w:val="Paragraphedeliste"/>
         <w:numPr>
           <w:ilvl w:val="0"/>
           <w:numId w:val="1"/>
@@ -1087,12 +1116,56 @@
           <w:sz w:val="20"/>
           <w:szCs w:val="20"/>
         </w:rPr>
-        <w:t>Vu l’arrêté n° 28.284/2021/METFP du 12 Novembre 2021 portant l’ouverture d’un Etablissement d’Enseignement Technique et de la Formation Professionnelle dénommé « INSTITUT DE FORMATION DES ENSEIGNANTS A MADAGASCAR (IFEM) ANTANANARIVO ».</w:t>
+        <w:t xml:space="preserve">Vu l’arrêté </w:t>
+      </w:r>
+      <w:r>
+        <w:rPr>
+          <w:sz w:val="20"/>
+          <w:szCs w:val="20"/>
+        </w:rPr>
+        <w:t xml:space="preserve">n° 304/2018/MEETFP Portant ouverture d’un Etablissement d’Enseignement Technique et de Formation Professionnelle </w:t>
+      </w:r>
+      <w:proofErr w:type="gramStart"/>
+      <w:r>
+        <w:rPr>
+          <w:sz w:val="20"/>
+          <w:szCs w:val="20"/>
+        </w:rPr>
+        <w:t xml:space="preserve">dénommé  </w:t>
+      </w:r>
+      <w:r>
+        <w:rPr>
+          <w:sz w:val="20"/>
+          <w:szCs w:val="20"/>
+        </w:rPr>
+        <w:t>«</w:t>
+      </w:r>
+      <w:proofErr w:type="gramEnd"/>
+      <w:r>
+        <w:rPr>
+          <w:sz w:val="20"/>
+          <w:szCs w:val="20"/>
+        </w:rPr>
+        <w:t xml:space="preserve"> INSTITUT DE FORMATION DES ENSEIGNANTS </w:t>
+      </w:r>
+      <w:r>
+        <w:rPr>
+          <w:sz w:val="20"/>
+          <w:szCs w:val="20"/>
+        </w:rPr>
+        <w:t xml:space="preserve">A MADAGASCAR (IFEM) </w:t>
+      </w:r>
+      <w:r>
+        <w:rPr>
+          <w:sz w:val="20"/>
+          <w:szCs w:val="20"/>
+        </w:rPr>
+        <w:t>»</w:t>
       </w:r>
     </w:p>
     <w:p>
       <w:pPr>
-        <w:pStyle w:val="ListParagraph"/>
+        <w:pStyle w:val="Paragraphedeliste"/>
         <w:numPr>
           <w:ilvl w:val="0"/>
           <w:numId w:val="1"/>
@@ -1112,7 +1185,21 @@
           <w:sz w:val="20"/>
           <w:szCs w:val="20"/>
         </w:rPr>
-        <w:t>Vu l’arrêté n° 28.283/2021/METFP du 12 Novembre 2021 portant l’agrément de filière à l</w:t>
+        <w:t>Vu l’arrêté n°</w:t>
+      </w:r>
+      <w:r>
+        <w:rPr>
+          <w:sz w:val="20"/>
+          <w:szCs w:val="20"/>
+        </w:rPr>
+        <w:t xml:space="preserve"> 303/ 2018</w:t>
+      </w:r>
+      <w:r>
+        <w:rPr>
+          <w:sz w:val="20"/>
+          <w:szCs w:val="20"/>
+        </w:rPr>
+        <w:t xml:space="preserve"> portant l’agrément de filière à l</w:t>
       </w:r>
       <w:proofErr w:type="gramStart"/>
       <w:r>
@@ -1133,7 +1220,7 @@
     </w:p>
     <w:p>
       <w:pPr>
-        <w:pStyle w:val="ListParagraph"/>
+        <w:pStyle w:val="Paragraphedeliste"/>
         <w:numPr>
           <w:ilvl w:val="0"/>
           <w:numId w:val="1"/>
@@ -1152,12 +1239,33 @@
           <w:sz w:val="20"/>
           <w:szCs w:val="20"/>
         </w:rPr>
-        <w:t>Vu l’arrêté n° 14015/2022-CNEAT portant détermination de l’équivalence administrative d’un titre dans la Fonction Publique. Session du 03 Février 2022.</w:t>
+        <w:t>Vu l’arrêté n° 30396/2018</w:t>
+      </w:r>
+      <w:r>
+        <w:rPr>
+          <w:sz w:val="20"/>
+          <w:szCs w:val="20"/>
+        </w:rPr>
+        <w:t>-CNEAT portant détermination de l’équivalence administrative d’un titre dans la Fonction Publ</w:t>
+      </w:r>
+      <w:r>
+        <w:rPr>
+          <w:sz w:val="20"/>
+          <w:szCs w:val="20"/>
+        </w:rPr>
+        <w:t>ique. Session du 12 OCTOBRE 2018</w:t>
+      </w:r>
+      <w:r>
+        <w:rPr>
+          <w:sz w:val="20"/>
+          <w:szCs w:val="20"/>
+        </w:rPr>
+        <w:t>.</w:t>
       </w:r>
     </w:p>
     <w:p>
       <w:pPr>
-        <w:pStyle w:val="ListParagraph"/>
+        <w:pStyle w:val="Paragraphedeliste"/>
         <w:numPr>
           <w:ilvl w:val="0"/>
           <w:numId w:val="1"/>
@@ -1173,6 +1281,8 @@
           <w:szCs w:val="20"/>
         </w:rPr>
       </w:pPr>
+      <w:bookmarkStart w:id="0" w:name="_GoBack"/>
+      <w:bookmarkEnd w:id="0"/>
       <w:r>
         <w:rPr>
           <w:sz w:val="20"/>
@@ -1717,13 +1827,14 @@
     </w:p>
     <w:p>
       <w:pPr>
-        <w:pStyle w:val="BodyText"/>
+        <w:pStyle w:val="Corpsdetexte"/>
         <w:ind w:left="678"/>
         <w:rPr>
           <w:b/>
         </w:rPr>
       </w:pPr>
       <w:r>
+        <w:lastRenderedPageBreak/>
         <w:t xml:space="preserve">Spécialité : </w:t>
       </w:r>
       <w:r>
@@ -1735,7 +1846,7 @@
     </w:p>
     <w:p>
       <w:pPr>
-        <w:pStyle w:val="BodyText"/>
+        <w:pStyle w:val="Corpsdetexte"/>
         <w:ind w:left="678" w:right="-5820"/>
       </w:pPr>
       <w:r>
@@ -1792,7 +1903,7 @@
     </w:p>
     <w:p>
       <w:pPr>
-        <w:pStyle w:val="BodyText"/>
+        <w:pStyle w:val="Corpsdetexte"/>
         <w:spacing w:before="226"/>
         <w:ind w:left="678" w:right="-5820"/>
       </w:pPr>
@@ -1806,21 +1917,13 @@
         <w:t xml:space="preserve"> </w:t>
       </w:r>
       <w:r>
-        <w:t>à</w:t>
-      </w:r>
-      <w:proofErr w:type="gramStart"/>
-      <w:r>
-        <w:t xml:space="preserve">  </w:t>
-      </w:r>
-      <w:r>
-        <w:t xml:space="preserve"> </w:t>
-      </w:r>
-      <w:r>
-        <w:t>{</w:t>
-      </w:r>
-      <w:proofErr w:type="gramEnd"/>
-      <w:r>
-        <w:t>{</w:t>
+        <w:t xml:space="preserve">à  </w:t>
+      </w:r>
+      <w:r>
+        <w:t xml:space="preserve"> </w:t>
+      </w:r>
+      <w:r>
+        <w:t>{{</w:t>
       </w:r>
       <w:r>
         <w:t xml:space="preserve"> </w:t>
@@ -1837,6 +1940,7 @@
         <w:br w:type="column"/>
       </w:r>
       <w:r>
+        <w:lastRenderedPageBreak/>
         <w:t>Mention :</w:t>
       </w:r>
       <w:r>
@@ -1855,7 +1959,7 @@
     </w:p>
     <w:p>
       <w:pPr>
-        <w:pStyle w:val="BodyText"/>
+        <w:pStyle w:val="Corpsdetexte"/>
         <w:spacing w:line="393" w:lineRule="auto"/>
         <w:sectPr>
           <w:type w:val="continuous"/>
@@ -1870,7 +1974,7 @@
     </w:p>
     <w:p>
       <w:pPr>
-        <w:pStyle w:val="BodyText"/>
+        <w:pStyle w:val="Corpsdetexte"/>
         <w:tabs>
           <w:tab w:val="left" w:pos="9109"/>
         </w:tabs>
@@ -1878,6 +1982,7 @@
         <w:ind w:left="678"/>
       </w:pPr>
       <w:r>
+        <w:lastRenderedPageBreak/>
         <w:t>Né(e)</w:t>
       </w:r>
       <w:r>
@@ -2023,7 +2128,7 @@
     </w:p>
     <w:p>
       <w:pPr>
-        <w:pStyle w:val="Heading1"/>
+        <w:pStyle w:val="Titre1"/>
         <w:tabs>
           <w:tab w:val="left" w:pos="10257"/>
         </w:tabs>
@@ -2036,7 +2141,7 @@
     </w:p>
     <w:p>
       <w:pPr>
-        <w:pStyle w:val="Heading1"/>
+        <w:pStyle w:val="Titre1"/>
         <w:tabs>
           <w:tab w:val="left" w:pos="10257"/>
         </w:tabs>
@@ -2096,7 +2201,7 @@
     </w:p>
     <w:p>
       <w:pPr>
-        <w:pStyle w:val="BodyText"/>
+        <w:pStyle w:val="Corpsdetexte"/>
         <w:rPr>
           <w:b/>
         </w:rPr>
@@ -2104,7 +2209,7 @@
     </w:p>
     <w:p>
       <w:pPr>
-        <w:pStyle w:val="BodyText"/>
+        <w:pStyle w:val="Corpsdetexte"/>
         <w:rPr>
           <w:b/>
         </w:rPr>
@@ -2112,7 +2217,7 @@
     </w:p>
     <w:p>
       <w:pPr>
-        <w:pStyle w:val="BodyText"/>
+        <w:pStyle w:val="Corpsdetexte"/>
         <w:spacing w:before="114"/>
         <w:rPr>
           <w:b/>
@@ -2220,7 +2325,7 @@
 </file>
 
 <file path=word/numbering.xml><?xml version="1.0" encoding="utf-8"?>
-<w:numbering xmlns:wpc="http://schemas.microsoft.com/office/word/2010/wordprocessingCanvas" xmlns:cx="http://schemas.microsoft.com/office/drawing/2014/chartex" xmlns:cx1="http://schemas.microsoft.com/office/drawing/2015/9/8/chartex" xmlns:cx2="http://schemas.microsoft.com/office/drawing/2015/10/21/chartex" xmlns:cx3="http://schemas.microsoft.com/office/drawing/2016/5/9/chartex" xmlns:cx4="http://schemas.microsoft.com/office/drawing/2016/5/10/chartex" xmlns:cx5="http://schemas.microsoft.com/office/drawing/2016/5/11/chartex" xmlns:cx6="http://schemas.microsoft.com/office/drawing/2016/5/12/chartex" xmlns:cx7="http://schemas.microsoft.com/office/drawing/2016/5/13/chartex" xmlns:cx8="http://schemas.microsoft.com/office/drawing/2016/5/14/chartex" xmlns:mc="http://schemas.openxmlformats.org/markup-compatibility/2006" xmlns:aink="http://schemas.microsoft.com/office/drawing/2016/ink" xmlns:am3d="http://schemas.microsoft.com/office/drawing/2017/model3d" xmlns:o="urn:schemas-microsoft-com:office:office" xmlns:r="http://schemas.openxmlformats.org/officeDocument/2006/relationships" xmlns:m="http://schemas.openxmlformats.org/officeDocument/2006/math" xmlns:v="urn:schemas-microsoft-com:vml" xmlns:wp14="http://schemas.microsoft.com/office/word/2010/wordprocessingDrawing" xmlns:wp="http://schemas.openxmlformats.org/drawingml/2006/wordprocessingDrawing" xmlns:w10="urn:schemas-microsoft-com:office:word" xmlns:w="http://schemas.openxmlformats.org/wordprocessingml/2006/main" xmlns:w14="http://schemas.microsoft.com/office/word/2010/wordml" xmlns:w15="http://schemas.microsoft.com/office/word/2012/wordml" xmlns:w16cex="http://schemas.microsoft.com/office/word/2018/wordml/cex" xmlns:w16cid="http://schemas.microsoft.com/office/word/2016/wordml/cid" xmlns:w16="http://schemas.microsoft.com/office/word/2018/wordml" xmlns:w16sdtdh="http://schemas.microsoft.com/office/word/2020/wordml/sdtdatahash" xmlns:w16se="http://schemas.microsoft.com/office/word/2015/wordml/symex" xmlns:wpg="http://schemas.microsoft.com/office/word/2010/wordprocessingGroup" xmlns:wpi="http://schemas.microsoft.com/office/word/2010/wordprocessingInk" xmlns:wne="http://schemas.microsoft.com/office/word/2006/wordml" xmlns:wps="http://schemas.microsoft.com/office/word/2010/wordprocessingShape" mc:Ignorable="w14 w15 w16se w16cid w16 w16cex w16sdtdh wp14">
+<w:numbering xmlns:wpc="http://schemas.microsoft.com/office/word/2010/wordprocessingCanvas" xmlns:cx="http://schemas.microsoft.com/office/drawing/2014/chartex" xmlns:mc="http://schemas.openxmlformats.org/markup-compatibility/2006" xmlns:o="urn:schemas-microsoft-com:office:office" xmlns:r="http://schemas.openxmlformats.org/officeDocument/2006/relationships" xmlns:m="http://schemas.openxmlformats.org/officeDocument/2006/math" xmlns:v="urn:schemas-microsoft-com:vml" xmlns:wp14="http://schemas.microsoft.com/office/word/2010/wordprocessingDrawing" xmlns:wp="http://schemas.openxmlformats.org/drawingml/2006/wordprocessingDrawing" xmlns:w10="urn:schemas-microsoft-com:office:word" xmlns:w="http://schemas.openxmlformats.org/wordprocessingml/2006/main" xmlns:w14="http://schemas.microsoft.com/office/word/2010/wordml" xmlns:w15="http://schemas.microsoft.com/office/word/2012/wordml" xmlns:w16se="http://schemas.microsoft.com/office/word/2015/wordml/symex" xmlns:wpg="http://schemas.microsoft.com/office/word/2010/wordprocessingGroup" xmlns:wpi="http://schemas.microsoft.com/office/word/2010/wordprocessingInk" xmlns:wne="http://schemas.microsoft.com/office/word/2006/wordml" xmlns:wps="http://schemas.microsoft.com/office/word/2010/wordprocessingShape" mc:Ignorable="w14 w15 w16se wp14">
   <w:abstractNum w:abstractNumId="0" w15:restartNumberingAfterBreak="0">
     <w:nsid w:val="039B0D3B"/>
     <w:multiLevelType w:val="hybridMultilevel"/>
@@ -2349,7 +2454,7 @@
 </file>
 
 <file path=word/styles.xml><?xml version="1.0" encoding="utf-8"?>
-<w:styles xmlns:mc="http://schemas.openxmlformats.org/markup-compatibility/2006" xmlns:r="http://schemas.openxmlformats.org/officeDocument/2006/relationships" xmlns:w="http://schemas.openxmlformats.org/wordprocessingml/2006/main" xmlns:w14="http://schemas.microsoft.com/office/word/2010/wordml" xmlns:w15="http://schemas.microsoft.com/office/word/2012/wordml" xmlns:w16cex="http://schemas.microsoft.com/office/word/2018/wordml/cex" xmlns:w16cid="http://schemas.microsoft.com/office/word/2016/wordml/cid" xmlns:w16="http://schemas.microsoft.com/office/word/2018/wordml" xmlns:w16sdtdh="http://schemas.microsoft.com/office/word/2020/wordml/sdtdatahash" xmlns:w16se="http://schemas.microsoft.com/office/word/2015/wordml/symex" mc:Ignorable="w14 w15 w16se w16cid w16 w16cex w16sdtdh">
+<w:styles xmlns:mc="http://schemas.openxmlformats.org/markup-compatibility/2006" xmlns:r="http://schemas.openxmlformats.org/officeDocument/2006/relationships" xmlns:w="http://schemas.openxmlformats.org/wordprocessingml/2006/main" xmlns:w14="http://schemas.microsoft.com/office/word/2010/wordml" xmlns:w15="http://schemas.microsoft.com/office/word/2012/wordml" xmlns:w16se="http://schemas.microsoft.com/office/word/2015/wordml/symex" mc:Ignorable="w14 w15 w16se">
   <w:docDefaults>
     <w:rPrDefault>
       <w:rPr>
@@ -2367,7 +2472,7 @@
       </w:pPr>
     </w:pPrDefault>
   </w:docDefaults>
-  <w:latentStyles w:defLockedState="0" w:defUIPriority="99" w:defSemiHidden="0" w:defUnhideWhenUsed="0" w:defQFormat="0" w:count="376">
+  <w:latentStyles w:defLockedState="0" w:defUIPriority="99" w:defSemiHidden="0" w:defUnhideWhenUsed="0" w:defQFormat="0" w:count="371">
     <w:lsdException w:name="Normal" w:uiPriority="0" w:qFormat="1"/>
     <w:lsdException w:name="heading 1" w:uiPriority="9" w:qFormat="1"/>
     <w:lsdException w:name="heading 2" w:semiHidden="1" w:uiPriority="9" w:unhideWhenUsed="1" w:qFormat="1"/>
@@ -2547,7 +2652,7 @@
     <w:lsdException w:name="Medium Shading 2 Accent 1" w:uiPriority="64"/>
     <w:lsdException w:name="Medium List 1 Accent 1" w:uiPriority="65"/>
     <w:lsdException w:name="Revision" w:semiHidden="1"/>
-    <w:lsdException w:name="List Paragraph" w:uiPriority="34" w:qFormat="1"/>
+    <w:lsdException w:name="List Paragraph" w:uiPriority="1" w:qFormat="1"/>
     <w:lsdException w:name="Quote" w:uiPriority="29" w:qFormat="1"/>
     <w:lsdException w:name="Intense Quote" w:uiPriority="30" w:qFormat="1"/>
     <w:lsdException w:name="Medium List 2 Accent 1" w:uiPriority="66"/>
@@ -2739,11 +2844,6 @@
     <w:lsdException w:name="List Table 5 Dark Accent 6" w:uiPriority="50"/>
     <w:lsdException w:name="List Table 6 Colorful Accent 6" w:uiPriority="51"/>
     <w:lsdException w:name="List Table 7 Colorful Accent 6" w:uiPriority="52"/>
-    <w:lsdException w:name="Mention" w:semiHidden="1" w:unhideWhenUsed="1"/>
-    <w:lsdException w:name="Smart Hyperlink" w:semiHidden="1" w:unhideWhenUsed="1"/>
-    <w:lsdException w:name="Hashtag" w:semiHidden="1" w:unhideWhenUsed="1"/>
-    <w:lsdException w:name="Unresolved Mention" w:semiHidden="1" w:unhideWhenUsed="1"/>
-    <w:lsdException w:name="Smart Link" w:semiHidden="1" w:unhideWhenUsed="1"/>
   </w:latentStyles>
   <w:style w:type="paragraph" w:default="1" w:styleId="Normal">
     <w:name w:val="Normal"/>
@@ -2754,7 +2854,7 @@
       <w:lang w:val="fr-FR"/>
     </w:rPr>
   </w:style>
-  <w:style w:type="paragraph" w:styleId="Heading1">
+  <w:style w:type="paragraph" w:styleId="Titre1">
     <w:name w:val="heading 1"/>
     <w:basedOn w:val="Normal"/>
     <w:uiPriority w:val="1"/>
@@ -2768,13 +2868,13 @@
       <w:bCs/>
     </w:rPr>
   </w:style>
-  <w:style w:type="character" w:default="1" w:styleId="DefaultParagraphFont">
+  <w:style w:type="character" w:default="1" w:styleId="Policepardfaut">
     <w:name w:val="Default Paragraph Font"/>
     <w:uiPriority w:val="1"/>
     <w:semiHidden/>
     <w:unhideWhenUsed/>
   </w:style>
-  <w:style w:type="table" w:default="1" w:styleId="TableNormal">
+  <w:style w:type="table" w:default="1" w:styleId="TableauNormal">
     <w:name w:val="Normal Table"/>
     <w:uiPriority w:val="99"/>
     <w:semiHidden/>
@@ -2789,7 +2889,7 @@
       </w:tblCellMar>
     </w:tblPr>
   </w:style>
-  <w:style w:type="numbering" w:default="1" w:styleId="NoList">
+  <w:style w:type="numbering" w:default="1" w:styleId="Aucuneliste">
     <w:name w:val="No List"/>
     <w:uiPriority w:val="99"/>
     <w:semiHidden/>
@@ -2811,14 +2911,14 @@
       </w:tblCellMar>
     </w:tblPr>
   </w:style>
-  <w:style w:type="paragraph" w:styleId="BodyText">
+  <w:style w:type="paragraph" w:styleId="Corpsdetexte">
     <w:name w:val="Body Text"/>
     <w:basedOn w:val="Normal"/>
-    <w:link w:val="BodyTextChar"/>
+    <w:link w:val="CorpsdetexteCar"/>
     <w:uiPriority w:val="1"/>
     <w:qFormat/>
   </w:style>
-  <w:style w:type="paragraph" w:styleId="Title">
+  <w:style w:type="paragraph" w:styleId="Titre">
     <w:name w:val="Title"/>
     <w:basedOn w:val="Normal"/>
     <w:uiPriority w:val="1"/>
@@ -2836,7 +2936,7 @@
       <w:szCs w:val="56"/>
     </w:rPr>
   </w:style>
-  <w:style w:type="paragraph" w:styleId="ListParagraph">
+  <w:style w:type="paragraph" w:styleId="Paragraphedeliste">
     <w:name w:val="List Paragraph"/>
     <w:basedOn w:val="Normal"/>
     <w:uiPriority w:val="1"/>
@@ -2852,10 +2952,10 @@
     <w:uiPriority w:val="1"/>
     <w:qFormat/>
   </w:style>
-  <w:style w:type="character" w:customStyle="1" w:styleId="BodyTextChar">
-    <w:name w:val="Body Text Char"/>
-    <w:basedOn w:val="DefaultParagraphFont"/>
-    <w:link w:val="BodyText"/>
+  <w:style w:type="character" w:customStyle="1" w:styleId="CorpsdetexteCar">
+    <w:name w:val="Corps de texte Car"/>
+    <w:basedOn w:val="Policepardfaut"/>
+    <w:link w:val="Corpsdetexte"/>
     <w:uiPriority w:val="1"/>
     <w:rsid w:val="008F1B61"/>
     <w:rPr>
